--- a/Vendor_Match_Personalization_2026-06-01.docx
+++ b/Vendor_Match_Personalization_2026-06-01.docx
@@ -2,7 +2,7 @@
 <file path=word/document.xml><?xml version="1.0" encoding="utf-8"?>
 <w:document xmlns:w="http://schemas.openxmlformats.org/wordprocessingml/2006/main" xmlns:m="http://schemas.openxmlformats.org/officeDocument/2006/math" xmlns:r="http://schemas.openxmlformats.org/officeDocument/2006/relationships" xmlns:o="urn:schemas-microsoft-com:office:office" xmlns:v="urn:schemas-microsoft-com:vml" xmlns:w10="urn:schemas-microsoft-com:office:word" xmlns:a="http://schemas.openxmlformats.org/drawingml/2006/main" xmlns:pic="http://schemas.openxmlformats.org/drawingml/2006/picture" xmlns:wp="http://schemas.openxmlformats.org/drawingml/2006/wordprocessingDrawing">
   <w:body>
-    <w:bookmarkStart w:id="41" w:name="Xb544173f68aba7350a20d8b0f229db296d208e0"/>
+    <w:bookmarkStart w:id="42" w:name="Xb544173f68aba7350a20d8b0f229db296d208e0"/>
     <w:p>
       <w:pPr>
         <w:pStyle w:val="Heading1"/>
@@ -1544,7 +1544,38 @@
                 <w:b/>
                 <w:bCs/>
               </w:rPr>
-              <w:t xml:space="preserve">Region / area</w:t>
+              <w:t xml:space="preserve">Reception proximity</w:t>
+            </w:r>
+            <w:r>
+              <w:t xml:space="preserve"> </w:t>
+            </w:r>
+            <w:r>
+              <w:rPr>
+                <w:i/>
+                <w:iCs/>
+              </w:rPr>
+              <w:t xml:space="preserve">(was</w:t>
+            </w:r>
+            <w:r>
+              <w:rPr>
+                <w:i/>
+                <w:iCs/>
+              </w:rPr>
+              <w:t xml:space="preserve"> </w:t>
+            </w:r>
+            <w:r>
+              <w:rPr>
+                <w:i/>
+                <w:iCs/>
+              </w:rPr>
+              <w:t xml:space="preserve">“Region / area”</w:t>
+            </w:r>
+            <w:r>
+              <w:rPr>
+                <w:i/>
+                <w:iCs/>
+              </w:rPr>
+              <w:t xml:space="preserve">)</w:t>
             </w:r>
           </w:p>
         </w:tc>
@@ -1577,7 +1608,79 @@
               <w:pStyle w:val="Compact"/>
             </w:pPr>
             <w:r>
-              <w:t xml:space="preserve">vendor’s reach radius (tier-bound: Free 10km … Enterprise 100km) must cover the couple’s region centroid (or exact venue coords once set).</w:t>
+              <w:rPr>
+                <w:rStyle w:val="VerbatimChar"/>
+                <w:b/>
+                <w:bCs/>
+              </w:rPr>
+              <w:t xml:space="preserve">haversine(area, vendor_base) ≤ service_radius</w:t>
+            </w:r>
+            <w:r>
+              <w:rPr>
+                <w:b/>
+                <w:bCs/>
+              </w:rPr>
+              <w:t xml:space="preserve"> </w:t>
+            </w:r>
+            <w:r>
+              <w:rPr>
+                <w:b/>
+                <w:bCs/>
+              </w:rPr>
+              <w:t xml:space="preserve">OR</w:t>
+            </w:r>
+            <w:r>
+              <w:rPr>
+                <w:b/>
+                <w:bCs/>
+              </w:rPr>
+              <w:t xml:space="preserve"> </w:t>
+            </w:r>
+            <w:r>
+              <w:rPr>
+                <w:rStyle w:val="VerbatimChar"/>
+                <w:b/>
+                <w:bCs/>
+              </w:rPr>
+              <w:t xml:space="preserve">area ∈ vendor served-area tags</w:t>
+            </w:r>
+            <w:r>
+              <w:t xml:space="preserve"> </w:t>
+            </w:r>
+            <w:r>
+              <w:t xml:space="preserve">(HYBRID — radius tier-bound Free 10km … Enterprise 100km is the local default; explicit tags carry declared far coverage, per service), anchored on the chosen</w:t>
+            </w:r>
+            <w:r>
+              <w:t xml:space="preserve"> </w:t>
+            </w:r>
+            <w:r>
+              <w:rPr>
+                <w:b/>
+                <w:bCs/>
+              </w:rPr>
+              <w:t xml:space="preserve">reception venue’s coords</w:t>
+            </w:r>
+            <w:r>
+              <w:t xml:space="preserve"> </w:t>
+            </w:r>
+            <w:r>
+              <w:t xml:space="preserve">(§2a).</w:t>
+            </w:r>
+            <w:r>
+              <w:t xml:space="preserve"> </w:t>
+            </w:r>
+            <w:r>
+              <w:rPr>
+                <w:b/>
+                <w:bCs/>
+              </w:rPr>
+              <w:t xml:space="preserve">Auto-derived region membership is never the filter</w:t>
+            </w:r>
+            <w:r>
+              <w:t xml:space="preserve"> </w:t>
+            </w:r>
+            <w:r>
+              <w:t xml:space="preserve">— see §2b (2026-06-04 · hybrid amended same day).</w:t>
             </w:r>
           </w:p>
         </w:tc>
@@ -2476,13 +2579,13 @@
       </w:r>
     </w:p>
     <w:bookmarkEnd w:id="13"/>
-    <w:bookmarkStart w:id="24" w:name="X07a59cc88462ea3b1baecfbee6bc62feb132f19"/>
+    <w:bookmarkStart w:id="14" w:name="X56f1f3b9c02e1f010fe48b67cba84770112ab09"/>
     <w:p>
       <w:pPr>
         <w:pStyle w:val="Heading2"/>
       </w:pPr>
       <w:r>
-        <w:t xml:space="preserve">3 · Per-category preference matrix — the ideal sort for every tile</w:t>
+        <w:t xml:space="preserve">2b · Region is a display label, not the filter — CORRECTION (owner-asked · 2026-06-04)</w:t>
       </w:r>
     </w:p>
     <w:p>
@@ -2490,6 +2593,621 @@
         <w:pStyle w:val="FirstParagraph"/>
       </w:pPr>
       <w:r>
+        <w:rPr>
+          <w:b/>
+          <w:bCs/>
+        </w:rPr>
+        <w:t xml:space="preserve">Supersedes</w:t>
+      </w:r>
+      <w:r>
+        <w:t xml:space="preserve"> </w:t>
+      </w:r>
+      <w:r>
+        <w:t xml:space="preserve">the earlier framing in §2 (region row) + the Onboarding Blueprint that treated</w:t>
+      </w:r>
+      <w:r>
+        <w:t xml:space="preserve"> </w:t>
+      </w:r>
+      <w:r>
+        <w:rPr>
+          <w:rStyle w:val="VerbatimChar"/>
+          <w:b/>
+          <w:bCs/>
+        </w:rPr>
+        <w:t xml:space="preserve">events.region</w:t>
+      </w:r>
+      <w:r>
+        <w:rPr>
+          <w:b/>
+          <w:bCs/>
+        </w:rPr>
+        <w:t xml:space="preserve"> </w:t>
+      </w:r>
+      <w:r>
+        <w:rPr>
+          <w:b/>
+          <w:bCs/>
+        </w:rPr>
+        <w:t xml:space="preserve">as the area hard-filter</w:t>
+      </w:r>
+      <w:r>
+        <w:t xml:space="preserve"> </w:t>
+      </w:r>
+      <w:r>
+        <w:t xml:space="preserve">(</w:t>
+      </w:r>
+      <w:r>
+        <w:t xml:space="preserve">“derive region so the area-filter works”</w:t>
+      </w:r>
+      <w:r>
+        <w:t xml:space="preserve">). The actual area gate is</w:t>
+      </w:r>
+      <w:r>
+        <w:t xml:space="preserve"> </w:t>
+      </w:r>
+      <w:r>
+        <w:rPr>
+          <w:b/>
+          <w:bCs/>
+        </w:rPr>
+        <w:t xml:space="preserve">proximity to the reception anchor</w:t>
+      </w:r>
+      <w:r>
+        <w:t xml:space="preserve"> </w:t>
+      </w:r>
+      <w:r>
+        <w:t xml:space="preserve">(§2a):</w:t>
+      </w:r>
+    </w:p>
+    <w:p>
+      <w:pPr>
+        <w:pStyle w:val="Compact"/>
+        <w:numPr>
+          <w:ilvl w:val="0"/>
+          <w:numId w:val="1003"/>
+        </w:numPr>
+      </w:pPr>
+      <w:r>
+        <w:rPr>
+          <w:b/>
+          <w:bCs/>
+        </w:rPr>
+        <w:t xml:space="preserve">Coverage = proximity OR declared service-area tag (HYBRID · amended 2026-06-04 PM, owner-asked):</w:t>
+      </w:r>
+      <w:r>
+        <w:t xml:space="preserve"> </w:t>
+      </w:r>
+      <w:r>
+        <w:t xml:space="preserve">a vendor serves the couple’s area</w:t>
+      </w:r>
+      <w:r>
+        <w:t xml:space="preserve"> </w:t>
+      </w:r>
+      <w:r>
+        <w:rPr>
+          <w:b/>
+          <w:bCs/>
+        </w:rPr>
+        <w:t xml:space="preserve">C</w:t>
+      </w:r>
+      <w:r>
+        <w:t xml:space="preserve"> </w:t>
+      </w:r>
+      <w:r>
+        <w:t xml:space="preserve">iff</w:t>
+      </w:r>
+      <w:r>
+        <w:t xml:space="preserve"> </w:t>
+      </w:r>
+      <w:r>
+        <w:rPr>
+          <w:rStyle w:val="VerbatimChar"/>
+          <w:b/>
+          <w:bCs/>
+        </w:rPr>
+        <w:t xml:space="preserve">haversine(C, vendor_base) ≤ vendor.service_radius</w:t>
+      </w:r>
+      <w:r>
+        <w:t xml:space="preserve"> </w:t>
+      </w:r>
+      <w:r>
+        <w:t xml:space="preserve">(Free 10km … Enterprise 100km — the</w:t>
+      </w:r>
+      <w:r>
+        <w:t xml:space="preserve"> </w:t>
+      </w:r>
+      <w:r>
+        <w:rPr>
+          <w:i/>
+          <w:iCs/>
+        </w:rPr>
+        <w:t xml:space="preserve">local</w:t>
+      </w:r>
+      <w:r>
+        <w:t xml:space="preserve"> </w:t>
+      </w:r>
+      <w:r>
+        <w:t xml:space="preserve">default)</w:t>
+      </w:r>
+      <w:r>
+        <w:t xml:space="preserve"> </w:t>
+      </w:r>
+      <w:r>
+        <w:rPr>
+          <w:b/>
+          <w:bCs/>
+        </w:rPr>
+        <w:t xml:space="preserve">OR</w:t>
+      </w:r>
+      <w:r>
+        <w:t xml:space="preserve"> </w:t>
+      </w:r>
+      <w:r>
+        <w:rPr>
+          <w:b/>
+          <w:bCs/>
+        </w:rPr>
+        <w:t xml:space="preserve">C (or C’s region) ∈ the vendor’s explicit served-area tags</w:t>
+      </w:r>
+      <w:r>
+        <w:t xml:space="preserve"> </w:t>
+      </w:r>
+      <w:r>
+        <w:t xml:space="preserve">(</w:t>
+      </w:r>
+      <w:r>
+        <w:rPr>
+          <w:rStyle w:val="VerbatimChar"/>
+        </w:rPr>
+        <w:t xml:space="preserve">service_regions</w:t>
+      </w:r>
+      <w:r>
+        <w:t xml:space="preserve">, extended to city grain). The radius auto-covers nearby cities so vendors needn’t enumerate them; the tags carry</w:t>
+      </w:r>
+      <w:r>
+        <w:t xml:space="preserve"> </w:t>
+      </w:r>
+      <w:r>
+        <w:rPr>
+          <w:b/>
+          <w:bCs/>
+        </w:rPr>
+        <w:t xml:space="preserve">declared coverage beyond the radius</w:t>
+      </w:r>
+      <w:r>
+        <w:t xml:space="preserve"> </w:t>
+      </w:r>
+      <w:r>
+        <w:t xml:space="preserve">— e.g. a caterer</w:t>
+      </w:r>
+      <w:r>
+        <w:t xml:space="preserve"> </w:t>
+      </w:r>
+      <w:r>
+        <w:rPr>
+          <w:b/>
+          <w:bCs/>
+        </w:rPr>
+        <w:t xml:space="preserve">based in La Union who serves Quezon City tags</w:t>
+      </w:r>
+      <w:r>
+        <w:rPr>
+          <w:b/>
+          <w:bCs/>
+        </w:rPr>
+        <w:t xml:space="preserve"> </w:t>
+      </w:r>
+      <w:r>
+        <w:rPr>
+          <w:b/>
+          <w:bCs/>
+        </w:rPr>
+        <w:t xml:space="preserve">“Quezon City,”</w:t>
+      </w:r>
+      <w:r>
+        <w:t xml:space="preserve"> </w:t>
+      </w:r>
+      <w:r>
+        <w:t xml:space="preserve">and a QC couple matches</w:t>
+      </w:r>
+      <w:r>
+        <w:t xml:space="preserve"> </w:t>
+      </w:r>
+      <w:r>
+        <w:rPr>
+          <w:b/>
+          <w:bCs/>
+        </w:rPr>
+        <w:t xml:space="preserve">via the tag</w:t>
+      </w:r>
+      <w:r>
+        <w:t xml:space="preserve"> </w:t>
+      </w:r>
+      <w:r>
+        <w:t xml:space="preserve">even though the straight-line distance exceeds every radius tier. Coverage is declared</w:t>
+      </w:r>
+      <w:r>
+        <w:t xml:space="preserve"> </w:t>
+      </w:r>
+      <w:r>
+        <w:rPr>
+          <w:b/>
+          <w:bCs/>
+        </w:rPr>
+        <w:t xml:space="preserve">per service</w:t>
+      </w:r>
+      <w:r>
+        <w:t xml:space="preserve"> </w:t>
+      </w:r>
+      <w:r>
+        <w:t xml:space="preserve">(a vendor’s catering service may tag different areas than their other listings). This is</w:t>
+      </w:r>
+      <w:r>
+        <w:t xml:space="preserve"> </w:t>
+      </w:r>
+      <w:r>
+        <w:rPr>
+          <w:b/>
+          <w:bCs/>
+        </w:rPr>
+        <w:t xml:space="preserve">not</w:t>
+      </w:r>
+      <w:r>
+        <w:t xml:space="preserve"> </w:t>
+      </w:r>
+      <w:r>
+        <w:t xml:space="preserve">a return to region-membership matching: only the vendor’s</w:t>
+      </w:r>
+      <w:r>
+        <w:t xml:space="preserve"> </w:t>
+      </w:r>
+      <w:r>
+        <w:rPr>
+          <w:i/>
+          <w:iCs/>
+        </w:rPr>
+        <w:t xml:space="preserve">explicit</w:t>
+      </w:r>
+      <w:r>
+        <w:t xml:space="preserve"> </w:t>
+      </w:r>
+      <w:r>
+        <w:t xml:space="preserve">tag counts — region is</w:t>
+      </w:r>
+      <w:r>
+        <w:t xml:space="preserve"> </w:t>
+      </w:r>
+      <w:r>
+        <w:rPr>
+          <w:b/>
+          <w:bCs/>
+        </w:rPr>
+        <w:t xml:space="preserve">never auto-derived from the vendor’s HQ as a bucket</w:t>
+      </w:r>
+      <w:r>
+        <w:t xml:space="preserve"> </w:t>
+      </w:r>
+      <w:r>
+        <w:t xml:space="preserve">— so it’s vendor-asserted coverage layered on top of distance. The couple’s region is otherwise just a</w:t>
+      </w:r>
+      <w:r>
+        <w:t xml:space="preserve"> </w:t>
+      </w:r>
+      <w:r>
+        <w:rPr>
+          <w:b/>
+          <w:bCs/>
+        </w:rPr>
+        <w:t xml:space="preserve">display label</w:t>
+      </w:r>
+      <w:r>
+        <w:t xml:space="preserve"> </w:t>
+      </w:r>
+      <w:r>
+        <w:t xml:space="preserve">(the</w:t>
+      </w:r>
+      <w:r>
+        <w:t xml:space="preserve"> </w:t>
+      </w:r>
+      <w:r>
+        <w:t xml:space="preserve">“Metro Manila”</w:t>
+      </w:r>
+      <w:r>
+        <w:t xml:space="preserve"> </w:t>
+      </w:r>
+      <w:r>
+        <w:t xml:space="preserve">chip).</w:t>
+      </w:r>
+    </w:p>
+    <w:p>
+      <w:pPr>
+        <w:pStyle w:val="Compact"/>
+        <w:numPr>
+          <w:ilvl w:val="0"/>
+          <w:numId w:val="1003"/>
+        </w:numPr>
+      </w:pPr>
+      <w:r>
+        <w:rPr>
+          <w:b/>
+          <w:bCs/>
+        </w:rPr>
+        <w:t xml:space="preserve">The reception venue is the stored anchor.</w:t>
+      </w:r>
+      <w:r>
+        <w:t xml:space="preserve"> </w:t>
+      </w:r>
+      <w:r>
+        <w:rPr>
+          <w:rStyle w:val="VerbatimChar"/>
+        </w:rPr>
+        <w:t xml:space="preserve">events</w:t>
+      </w:r>
+      <w:r>
+        <w:t xml:space="preserve"> </w:t>
+      </w:r>
+      <w:r>
+        <w:t xml:space="preserve">persists the chosen</w:t>
+      </w:r>
+      <w:r>
+        <w:t xml:space="preserve"> </w:t>
+      </w:r>
+      <w:r>
+        <w:rPr>
+          <w:b/>
+          <w:bCs/>
+        </w:rPr>
+        <w:t xml:space="preserve">reception venue identity +</w:t>
+      </w:r>
+      <w:r>
+        <w:rPr>
+          <w:b/>
+          <w:bCs/>
+        </w:rPr>
+        <w:t xml:space="preserve"> </w:t>
+      </w:r>
+      <w:r>
+        <w:rPr>
+          <w:rStyle w:val="VerbatimChar"/>
+          <w:b/>
+          <w:bCs/>
+        </w:rPr>
+        <w:t xml:space="preserve">venue_latitude</w:t>
+      </w:r>
+      <w:r>
+        <w:rPr>
+          <w:b/>
+          <w:bCs/>
+        </w:rPr>
+        <w:t xml:space="preserve">/</w:t>
+      </w:r>
+      <w:r>
+        <w:rPr>
+          <w:rStyle w:val="VerbatimChar"/>
+          <w:b/>
+          <w:bCs/>
+        </w:rPr>
+        <w:t xml:space="preserve">venue_longitude</w:t>
+      </w:r>
+      <w:r>
+        <w:t xml:space="preserve">. Onboarding’s</w:t>
+      </w:r>
+      <w:r>
+        <w:t xml:space="preserve"> </w:t>
+      </w:r>
+      <w:r>
+        <w:rPr>
+          <w:b/>
+          <w:bCs/>
+        </w:rPr>
+        <w:t xml:space="preserve">“pick up to 2 areas”</w:t>
+      </w:r>
+      <w:r>
+        <w:rPr>
+          <w:b/>
+          <w:bCs/>
+        </w:rPr>
+        <w:t xml:space="preserve"> </w:t>
+      </w:r>
+      <w:r>
+        <w:rPr>
+          <w:b/>
+          <w:bCs/>
+        </w:rPr>
+        <w:t xml:space="preserve">is transient</w:t>
+      </w:r>
+      <w:r>
+        <w:t xml:space="preserve"> </w:t>
+      </w:r>
+      <w:r>
+        <w:t xml:space="preserve">— it scopes the</w:t>
+      </w:r>
+      <w:r>
+        <w:t xml:space="preserve"> </w:t>
+      </w:r>
+      <w:r>
+        <w:rPr>
+          <w:i/>
+          <w:iCs/>
+        </w:rPr>
+        <w:t xml:space="preserve">reception-venue search</w:t>
+      </w:r>
+      <w:r>
+        <w:t xml:space="preserve"> </w:t>
+      </w:r>
+      <w:r>
+        <w:t xml:space="preserve">only and is</w:t>
+      </w:r>
+      <w:r>
+        <w:t xml:space="preserve"> </w:t>
+      </w:r>
+      <w:r>
+        <w:rPr>
+          <w:b/>
+          <w:bCs/>
+        </w:rPr>
+        <w:t xml:space="preserve">not stored</w:t>
+      </w:r>
+      <w:r>
+        <w:t xml:space="preserve"> </w:t>
+      </w:r>
+      <w:r>
+        <w:t xml:space="preserve">and</w:t>
+      </w:r>
+      <w:r>
+        <w:t xml:space="preserve"> </w:t>
+      </w:r>
+      <w:r>
+        <w:rPr>
+          <w:b/>
+          <w:bCs/>
+        </w:rPr>
+        <w:t xml:space="preserve">not a hard filter</w:t>
+      </w:r>
+      <w:r>
+        <w:t xml:space="preserve">. Once a reception venue is chosen, its coords are the anchor; the areas are discarded.</w:t>
+      </w:r>
+    </w:p>
+    <w:p>
+      <w:pPr>
+        <w:pStyle w:val="Compact"/>
+        <w:numPr>
+          <w:ilvl w:val="0"/>
+          <w:numId w:val="1003"/>
+        </w:numPr>
+      </w:pPr>
+      <w:r>
+        <w:rPr>
+          <w:b/>
+          <w:bCs/>
+        </w:rPr>
+        <w:t xml:space="preserve">Two implementation calls (easy to revisit):</w:t>
+      </w:r>
+    </w:p>
+    <w:p>
+      <w:pPr>
+        <w:pStyle w:val="Compact"/>
+        <w:numPr>
+          <w:ilvl w:val="1"/>
+          <w:numId w:val="1004"/>
+        </w:numPr>
+      </w:pPr>
+      <w:r>
+        <w:rPr>
+          <w:b/>
+          <w:bCs/>
+        </w:rPr>
+        <w:t xml:space="preserve">Distance = straight-line (haversine)</w:t>
+      </w:r>
+      <w:r>
+        <w:t xml:space="preserve"> </w:t>
+      </w:r>
+      <w:r>
+        <w:t xml:space="preserve">— free + instant.</w:t>
+      </w:r>
+      <w:r>
+        <w:t xml:space="preserve"> </w:t>
+      </w:r>
+      <w:r>
+        <w:rPr>
+          <w:b/>
+          <w:bCs/>
+        </w:rPr>
+        <w:t xml:space="preserve">Drive-time / road distance is a V2 upgrade</w:t>
+      </w:r>
+      <w:r>
+        <w:t xml:space="preserve">, not V1.</w:t>
+      </w:r>
+    </w:p>
+    <w:p>
+      <w:pPr>
+        <w:pStyle w:val="Compact"/>
+        <w:numPr>
+          <w:ilvl w:val="1"/>
+          <w:numId w:val="1004"/>
+        </w:numPr>
+      </w:pPr>
+      <w:r>
+        <w:rPr>
+          <w:b/>
+          <w:bCs/>
+        </w:rPr>
+        <w:t xml:space="preserve">Out-of-range vendors are hidden with a count + names</w:t>
+      </w:r>
+      <w:r>
+        <w:t xml:space="preserve"> </w:t>
+      </w:r>
+      <w:r>
+        <w:t xml:space="preserve">— surfaced as</w:t>
+      </w:r>
+      <w:r>
+        <w:t xml:space="preserve"> </w:t>
+      </w:r>
+      <w:r>
+        <w:t xml:space="preserve">“N vendors outside range: …”</w:t>
+      </w:r>
+      <w:r>
+        <w:t xml:space="preserve"> </w:t>
+      </w:r>
+      <w:r>
+        <w:t xml:space="preserve">(mirrors the §6</w:t>
+      </w:r>
+      <w:r>
+        <w:t xml:space="preserve"> </w:t>
+      </w:r>
+      <w:r>
+        <w:t xml:space="preserve">“Expand search”</w:t>
+      </w:r>
+      <w:r>
+        <w:t xml:space="preserve"> </w:t>
+      </w:r>
+      <w:r>
+        <w:t xml:space="preserve">affordance),</w:t>
+      </w:r>
+      <w:r>
+        <w:t xml:space="preserve"> </w:t>
+      </w:r>
+      <w:r>
+        <w:rPr>
+          <w:b/>
+          <w:bCs/>
+        </w:rPr>
+        <w:t xml:space="preserve">not greyed in place</w:t>
+      </w:r>
+      <w:r>
+        <w:t xml:space="preserve">.</w:t>
+      </w:r>
+    </w:p>
+    <w:p>
+      <w:pPr>
+        <w:pStyle w:val="FirstParagraph"/>
+      </w:pPr>
+      <w:r>
+        <w:t xml:space="preserve">Until a reception venue is chosen, the anchor falls back per §2a precedence (locked reception → oldest-considering reception → region centroid / onboarding fallback — never blanked), so proximity sort still works pre-anchor.</w:t>
+      </w:r>
+    </w:p>
+    <w:p>
+      <w:r>
+        <w:pict>
+          <v:rect style="width:0;height:1.5pt" o:hralign="center" o:hrstd="t" o:hr="t"/>
+        </w:pict>
+      </w:r>
+    </w:p>
+    <w:bookmarkEnd w:id="14"/>
+    <w:bookmarkStart w:id="25" w:name="X07a59cc88462ea3b1baecfbee6bc62feb132f19"/>
+    <w:p>
+      <w:pPr>
+        <w:pStyle w:val="Heading2"/>
+      </w:pPr>
+      <w:r>
+        <w:t xml:space="preserve">3 · Per-category preference matrix — the ideal sort for every tile</w:t>
+      </w:r>
+    </w:p>
+    <w:p>
+      <w:pPr>
+        <w:pStyle w:val="FirstParagraph"/>
+      </w:pPr>
+      <w:r>
         <w:t xml:space="preserve">The full 10-parent / ~48-tile taxonomy.</w:t>
       </w:r>
       <w:r>
@@ -2697,7 +3415,7 @@
         <w:t xml:space="preserve">They apply across many tiles (especially Feast, Venue, aerial Photo, Fireworks, Coordinator) and aren’t repeated per-row here.</w:t>
       </w:r>
     </w:p>
-    <w:bookmarkStart w:id="14" w:name="venue"/>
+    <w:bookmarkStart w:id="15" w:name="venue"/>
     <w:p>
       <w:pPr>
         <w:pStyle w:val="Heading3"/>
@@ -3022,8 +3740,8 @@
         </w:tc>
       </w:tr>
     </w:tbl>
-    <w:bookmarkEnd w:id="14"/>
-    <w:bookmarkStart w:id="15" w:name="planning"/>
+    <w:bookmarkEnd w:id="15"/>
+    <w:bookmarkStart w:id="16" w:name="planning"/>
     <w:p>
       <w:pPr>
         <w:pStyle w:val="Heading3"/>
@@ -3258,8 +3976,8 @@
         </w:tc>
       </w:tr>
     </w:tbl>
-    <w:bookmarkEnd w:id="15"/>
-    <w:bookmarkStart w:id="16" w:name="feast"/>
+    <w:bookmarkEnd w:id="16"/>
+    <w:bookmarkStart w:id="17" w:name="feast"/>
     <w:p>
       <w:pPr>
         <w:pStyle w:val="Heading3"/>
@@ -3677,8 +4395,8 @@
         </w:tc>
       </w:tr>
     </w:tbl>
-    <w:bookmarkEnd w:id="16"/>
-    <w:bookmarkStart w:id="17" w:name="design"/>
+    <w:bookmarkEnd w:id="17"/>
+    <w:bookmarkStart w:id="18" w:name="design"/>
     <w:p>
       <w:pPr>
         <w:pStyle w:val="Heading3"/>
@@ -4142,8 +4860,8 @@
         </w:tc>
       </w:tr>
     </w:tbl>
-    <w:bookmarkEnd w:id="17"/>
-    <w:bookmarkStart w:id="18" w:name="program"/>
+    <w:bookmarkEnd w:id="18"/>
+    <w:bookmarkStart w:id="19" w:name="program"/>
     <w:p>
       <w:pPr>
         <w:pStyle w:val="Heading3"/>
@@ -4538,8 +5256,8 @@
         </w:tc>
       </w:tr>
     </w:tbl>
-    <w:bookmarkEnd w:id="18"/>
-    <w:bookmarkStart w:id="19" w:name="documentary"/>
+    <w:bookmarkEnd w:id="19"/>
+    <w:bookmarkStart w:id="20" w:name="documentary"/>
     <w:p>
       <w:pPr>
         <w:pStyle w:val="Heading3"/>
@@ -4844,8 +5562,8 @@
         </w:tc>
       </w:tr>
     </w:tbl>
-    <w:bookmarkEnd w:id="19"/>
-    <w:bookmarkStart w:id="20" w:name="look"/>
+    <w:bookmarkEnd w:id="20"/>
+    <w:bookmarkStart w:id="21" w:name="look"/>
     <w:p>
       <w:pPr>
         <w:pStyle w:val="Heading3"/>
@@ -5386,8 +6104,8 @@
         </w:tc>
       </w:tr>
     </w:tbl>
-    <w:bookmarkEnd w:id="20"/>
-    <w:bookmarkStart w:id="21" w:name="booths"/>
+    <w:bookmarkEnd w:id="21"/>
+    <w:bookmarkStart w:id="22" w:name="booths"/>
     <w:p>
       <w:pPr>
         <w:pStyle w:val="Heading3"/>
@@ -5785,8 +6503,8 @@
         </w:tc>
       </w:tr>
     </w:tbl>
-    <w:bookmarkEnd w:id="21"/>
-    <w:bookmarkStart w:id="22" w:name="prints"/>
+    <w:bookmarkEnd w:id="22"/>
+    <w:bookmarkStart w:id="23" w:name="prints"/>
     <w:p>
       <w:pPr>
         <w:pStyle w:val="Heading3"/>
@@ -6020,8 +6738,8 @@
         </w:tc>
       </w:tr>
     </w:tbl>
-    <w:bookmarkEnd w:id="22"/>
-    <w:bookmarkStart w:id="23" w:name="transport"/>
+    <w:bookmarkEnd w:id="23"/>
+    <w:bookmarkStart w:id="24" w:name="transport"/>
     <w:p>
       <w:pPr>
         <w:pStyle w:val="Heading3"/>
@@ -6378,9 +7096,9 @@
         </w:pict>
       </w:r>
     </w:p>
-    <w:bookmarkEnd w:id="23"/>
     <w:bookmarkEnd w:id="24"/>
-    <w:bookmarkStart w:id="25" w:name="Xc9a344408707ce14971aaa126659c076b74fd7f"/>
+    <w:bookmarkEnd w:id="25"/>
+    <w:bookmarkStart w:id="26" w:name="Xc9a344408707ce14971aaa126659c076b74fd7f"/>
     <w:p>
       <w:pPr>
         <w:pStyle w:val="Heading2"/>
@@ -6828,8 +7546,8 @@
         </w:pict>
       </w:r>
     </w:p>
-    <w:bookmarkEnd w:id="25"/>
-    <w:bookmarkStart w:id="27" w:name="X9733a55b4d2e82a4d3761a8a9b48c6f33d87b6a"/>
+    <w:bookmarkEnd w:id="26"/>
+    <w:bookmarkStart w:id="28" w:name="X9733a55b4d2e82a4d3761a8a9b48c6f33d87b6a"/>
     <w:p>
       <w:pPr>
         <w:pStyle w:val="Heading2"/>
@@ -6965,7 +7683,7 @@
         <w:t xml:space="preserve">.</w:t>
       </w:r>
     </w:p>
-    <w:bookmarkStart w:id="26" w:name="vendor-lifecycle-tiers-remodelled"/>
+    <w:bookmarkStart w:id="27" w:name="vendor-lifecycle-tiers-remodelled"/>
     <w:p>
       <w:pPr>
         <w:pStyle w:val="Heading3"/>
@@ -7923,7 +8641,7 @@
         <w:pStyle w:val="Compact"/>
         <w:numPr>
           <w:ilvl w:val="0"/>
-          <w:numId w:val="1003"/>
+          <w:numId w:val="1005"/>
         </w:numPr>
       </w:pPr>
       <w:r>
@@ -8031,7 +8749,7 @@
         <w:pStyle w:val="Compact"/>
         <w:numPr>
           <w:ilvl w:val="0"/>
-          <w:numId w:val="1003"/>
+          <w:numId w:val="1005"/>
         </w:numPr>
       </w:pPr>
       <w:r>
@@ -8053,7 +8771,7 @@
         <w:pStyle w:val="Compact"/>
         <w:numPr>
           <w:ilvl w:val="0"/>
-          <w:numId w:val="1003"/>
+          <w:numId w:val="1005"/>
         </w:numPr>
       </w:pPr>
       <w:r>
@@ -8116,7 +8834,7 @@
         <w:pStyle w:val="Compact"/>
         <w:numPr>
           <w:ilvl w:val="0"/>
-          <w:numId w:val="1003"/>
+          <w:numId w:val="1005"/>
         </w:numPr>
       </w:pPr>
       <w:r>
@@ -8264,7 +8982,7 @@
         <w:pStyle w:val="Compact"/>
         <w:numPr>
           <w:ilvl w:val="0"/>
-          <w:numId w:val="1003"/>
+          <w:numId w:val="1005"/>
         </w:numPr>
       </w:pPr>
       <w:r>
@@ -8314,7 +9032,7 @@
         <w:pStyle w:val="Compact"/>
         <w:numPr>
           <w:ilvl w:val="0"/>
-          <w:numId w:val="1003"/>
+          <w:numId w:val="1005"/>
         </w:numPr>
       </w:pPr>
       <w:r>
@@ -8400,9 +9118,9 @@
         </w:pict>
       </w:r>
     </w:p>
-    <w:bookmarkEnd w:id="26"/>
     <w:bookmarkEnd w:id="27"/>
-    <w:bookmarkStart w:id="28" w:name="Xe50cde06c5c803005b1e2c32523cbce1588ec38"/>
+    <w:bookmarkEnd w:id="28"/>
+    <w:bookmarkStart w:id="29" w:name="Xe50cde06c5c803005b1e2c32523cbce1588ec38"/>
     <w:p>
       <w:pPr>
         <w:pStyle w:val="Heading2"/>
@@ -9086,8 +9804,8 @@
         </w:pict>
       </w:r>
     </w:p>
-    <w:bookmarkEnd w:id="28"/>
-    <w:bookmarkStart w:id="29" w:name="personalized-customization-surface-home"/>
+    <w:bookmarkEnd w:id="29"/>
+    <w:bookmarkStart w:id="30" w:name="personalized-customization-surface-home"/>
     <w:p>
       <w:pPr>
         <w:pStyle w:val="Heading2"/>
@@ -9534,8 +10252,8 @@
         </w:pict>
       </w:r>
     </w:p>
-    <w:bookmarkEnd w:id="29"/>
-    <w:bookmarkStart w:id="30" w:name="X6a1dbfd6e93f44b319b6153d9b92285e9bb3034"/>
+    <w:bookmarkEnd w:id="30"/>
+    <w:bookmarkStart w:id="31" w:name="X6a1dbfd6e93f44b319b6153d9b92285e9bb3034"/>
     <w:p>
       <w:pPr>
         <w:pStyle w:val="Heading2"/>
@@ -9889,7 +10607,7 @@
         <w:pStyle w:val="Compact"/>
         <w:numPr>
           <w:ilvl w:val="0"/>
-          <w:numId w:val="1004"/>
+          <w:numId w:val="1006"/>
         </w:numPr>
       </w:pPr>
       <w:r>
@@ -9926,7 +10644,7 @@
         <w:pStyle w:val="Compact"/>
         <w:numPr>
           <w:ilvl w:val="0"/>
-          <w:numId w:val="1004"/>
+          <w:numId w:val="1006"/>
         </w:numPr>
       </w:pPr>
       <w:r>
@@ -9954,7 +10672,7 @@
         <w:pStyle w:val="Compact"/>
         <w:numPr>
           <w:ilvl w:val="0"/>
-          <w:numId w:val="1004"/>
+          <w:numId w:val="1006"/>
         </w:numPr>
       </w:pPr>
       <w:r>
@@ -9982,7 +10700,7 @@
         <w:pStyle w:val="Compact"/>
         <w:numPr>
           <w:ilvl w:val="0"/>
-          <w:numId w:val="1004"/>
+          <w:numId w:val="1006"/>
         </w:numPr>
       </w:pPr>
       <w:r>
@@ -10008,8 +10726,8 @@
         </w:pict>
       </w:r>
     </w:p>
-    <w:bookmarkEnd w:id="30"/>
-    <w:bookmarkStart w:id="35" w:name="Xe48aea0a529ed416033aeea217b4d655f1212a3"/>
+    <w:bookmarkEnd w:id="31"/>
+    <w:bookmarkStart w:id="36" w:name="Xe48aea0a529ed416033aeea217b4d655f1212a3"/>
     <w:p>
       <w:pPr>
         <w:pStyle w:val="Heading2"/>
@@ -10018,7 +10736,7 @@
         <w:t xml:space="preserve">7b · Inquiry fan-out + fair exposure — every verified vendor’s chance</w:t>
       </w:r>
     </w:p>
-    <w:bookmarkStart w:id="32" w:name="b.1-the-inquiry-fan-out-locked-3"/>
+    <w:bookmarkStart w:id="33" w:name="b.1-the-inquiry-fan-out-locked-3"/>
     <w:p>
       <w:pPr>
         <w:pStyle w:val="Heading3"/>
@@ -10085,7 +10803,7 @@
         <w:pStyle w:val="Compact"/>
         <w:numPr>
           <w:ilvl w:val="0"/>
-          <w:numId w:val="1005"/>
+          <w:numId w:val="1007"/>
         </w:numPr>
       </w:pPr>
       <w:r>
@@ -10125,7 +10843,7 @@
         <w:pStyle w:val="Compact"/>
         <w:numPr>
           <w:ilvl w:val="0"/>
-          <w:numId w:val="1005"/>
+          <w:numId w:val="1007"/>
         </w:numPr>
       </w:pPr>
       <w:r>
@@ -10144,7 +10862,7 @@
         <w:pStyle w:val="Compact"/>
         <w:numPr>
           <w:ilvl w:val="0"/>
-          <w:numId w:val="1005"/>
+          <w:numId w:val="1007"/>
         </w:numPr>
       </w:pPr>
       <w:r>
@@ -10156,7 +10874,7 @@
         <w:pStyle w:val="Compact"/>
         <w:numPr>
           <w:ilvl w:val="0"/>
-          <w:numId w:val="1005"/>
+          <w:numId w:val="1007"/>
         </w:numPr>
       </w:pPr>
       <w:r>
@@ -10311,7 +11029,7 @@
         <w:pStyle w:val="Compact"/>
         <w:numPr>
           <w:ilvl w:val="0"/>
-          <w:numId w:val="1005"/>
+          <w:numId w:val="1007"/>
         </w:numPr>
       </w:pPr>
       <w:r>
@@ -10365,7 +11083,7 @@
         <w:pStyle w:val="Compact"/>
         <w:numPr>
           <w:ilvl w:val="0"/>
-          <w:numId w:val="1005"/>
+          <w:numId w:val="1007"/>
         </w:numPr>
       </w:pPr>
       <w:r>
@@ -10400,7 +11118,7 @@
       <w:r>
         <w:t xml:space="preserve"> </w:t>
       </w:r>
-      <w:hyperlink r:id="rId31">
+      <w:hyperlink r:id="rId32">
         <w:r>
           <w:rPr>
             <w:rStyle w:val="Hyperlink"/>
@@ -10415,8 +11133,8 @@
         <w:t xml:space="preserve">§T1.6). The same fan-out runs from the dashboard later; onboarding just seeds the first round.</w:t>
       </w:r>
     </w:p>
-    <w:bookmarkEnd w:id="32"/>
-    <w:bookmarkStart w:id="33" w:name="Xed99dd638fab9afff458ad4913f77a81f6062a2"/>
+    <w:bookmarkEnd w:id="33"/>
+    <w:bookmarkStart w:id="34" w:name="Xed99dd638fab9afff458ad4913f77a81f6062a2"/>
     <w:p>
       <w:pPr>
         <w:pStyle w:val="Heading3"/>
@@ -11127,8 +11845,8 @@
         <w:t xml:space="preserve">which is impossible + dishonest.)</w:t>
       </w:r>
     </w:p>
-    <w:bookmarkEnd w:id="33"/>
-    <w:bookmarkStart w:id="34" w:name="Xa3c5128cadd3e82cbce676622f36bdf482e6ae9"/>
+    <w:bookmarkEnd w:id="34"/>
+    <w:bookmarkStart w:id="35" w:name="Xa3c5128cadd3e82cbce676622f36bdf482e6ae9"/>
     <w:p>
       <w:pPr>
         <w:pStyle w:val="Heading3"/>
@@ -11175,7 +11893,7 @@
         <w:pStyle w:val="Compact"/>
         <w:numPr>
           <w:ilvl w:val="0"/>
-          <w:numId w:val="1006"/>
+          <w:numId w:val="1008"/>
         </w:numPr>
       </w:pPr>
       <w:r>
@@ -11272,7 +11990,7 @@
         <w:pStyle w:val="Compact"/>
         <w:numPr>
           <w:ilvl w:val="0"/>
-          <w:numId w:val="1006"/>
+          <w:numId w:val="1008"/>
         </w:numPr>
       </w:pPr>
       <w:r>
@@ -11403,9 +12121,9 @@
         </w:pict>
       </w:r>
     </w:p>
-    <w:bookmarkEnd w:id="34"/>
     <w:bookmarkEnd w:id="35"/>
-    <w:bookmarkStart w:id="36" w:name="data-model"/>
+    <w:bookmarkEnd w:id="36"/>
+    <w:bookmarkStart w:id="37" w:name="data-model"/>
     <w:p>
       <w:pPr>
         <w:pStyle w:val="Heading2"/>
@@ -11591,7 +12309,7 @@
         <w:pStyle w:val="Compact"/>
         <w:numPr>
           <w:ilvl w:val="0"/>
-          <w:numId w:val="1007"/>
+          <w:numId w:val="1009"/>
         </w:numPr>
       </w:pPr>
       <w:r>
@@ -11734,7 +12452,7 @@
         <w:pStyle w:val="Compact"/>
         <w:numPr>
           <w:ilvl w:val="0"/>
-          <w:numId w:val="1007"/>
+          <w:numId w:val="1009"/>
         </w:numPr>
       </w:pPr>
       <w:r>
@@ -11808,7 +12526,7 @@
         <w:pStyle w:val="Compact"/>
         <w:numPr>
           <w:ilvl w:val="0"/>
-          <w:numId w:val="1007"/>
+          <w:numId w:val="1009"/>
         </w:numPr>
       </w:pPr>
       <w:r>
@@ -11845,7 +12563,7 @@
         <w:pStyle w:val="Compact"/>
         <w:numPr>
           <w:ilvl w:val="0"/>
-          <w:numId w:val="1007"/>
+          <w:numId w:val="1009"/>
         </w:numPr>
       </w:pPr>
       <w:r>
@@ -12030,8 +12748,8 @@
         </w:pict>
       </w:r>
     </w:p>
-    <w:bookmarkEnd w:id="36"/>
-    <w:bookmarkStart w:id="37" w:name="how-it-threads-into-the-shipped-surfaces"/>
+    <w:bookmarkEnd w:id="37"/>
+    <w:bookmarkStart w:id="38" w:name="how-it-threads-into-the-shipped-surfaces"/>
     <w:p>
       <w:pPr>
         <w:pStyle w:val="Heading2"/>
@@ -12335,8 +13053,8 @@
         </w:pict>
       </w:r>
     </w:p>
-    <w:bookmarkEnd w:id="37"/>
-    <w:bookmarkStart w:id="38" w:name="venue_setting-enum-reconciliation"/>
+    <w:bookmarkEnd w:id="38"/>
+    <w:bookmarkStart w:id="39" w:name="venue_setting-enum-reconciliation"/>
     <w:p>
       <w:pPr>
         <w:pStyle w:val="Heading2"/>
@@ -12645,7 +13363,7 @@
         <w:pStyle w:val="Compact"/>
         <w:numPr>
           <w:ilvl w:val="0"/>
-          <w:numId w:val="1008"/>
+          <w:numId w:val="1010"/>
         </w:numPr>
       </w:pPr>
       <w:r>
@@ -12682,7 +13400,7 @@
         <w:pStyle w:val="Compact"/>
         <w:numPr>
           <w:ilvl w:val="0"/>
-          <w:numId w:val="1008"/>
+          <w:numId w:val="1010"/>
         </w:numPr>
       </w:pPr>
       <w:r>
@@ -12725,7 +13443,7 @@
         <w:pStyle w:val="Compact"/>
         <w:numPr>
           <w:ilvl w:val="0"/>
-          <w:numId w:val="1008"/>
+          <w:numId w:val="1010"/>
         </w:numPr>
       </w:pPr>
       <w:r>
@@ -12805,8 +13523,8 @@
         </w:pict>
       </w:r>
     </w:p>
-    <w:bookmarkEnd w:id="38"/>
-    <w:bookmarkStart w:id="39" w:name="Xeb9098d2d03e58029e1ba689a263804efb08fff"/>
+    <w:bookmarkEnd w:id="39"/>
+    <w:bookmarkStart w:id="40" w:name="Xeb9098d2d03e58029e1ba689a263804efb08fff"/>
     <w:p>
       <w:pPr>
         <w:pStyle w:val="Heading2"/>
@@ -13860,8 +14578,8 @@
         </w:pict>
       </w:r>
     </w:p>
-    <w:bookmarkEnd w:id="39"/>
-    <w:bookmarkStart w:id="40" w:name="cross-references-sequencing"/>
+    <w:bookmarkEnd w:id="40"/>
+    <w:bookmarkStart w:id="41" w:name="cross-references-sequencing"/>
     <w:p>
       <w:pPr>
         <w:pStyle w:val="Heading2"/>
@@ -14335,8 +15053,8 @@
         <w:t xml:space="preserve">) — the §5.1 lifecycle gate is the precondition for the whole match system (a vendor must be verified to be in the pool at all). Each is its own PR; (a)+(b) are the foundation everything else reads.</w:t>
       </w:r>
     </w:p>
-    <w:bookmarkEnd w:id="40"/>
     <w:bookmarkEnd w:id="41"/>
+    <w:bookmarkEnd w:id="42"/>
     <w:sectPr>
       <w:footnotePr>
         <w:numRestart w:val="eachSect"/>
@@ -14550,6 +15268,91 @@
       </w:rPr>
     </w:lvl>
   </w:abstractNum>
+  <w:abstractNum w:abstractNumId="99411">
+    <w:nsid w:val="00A99411"/>
+    <w:multiLevelType w:val="multilevel"/>
+    <w:lvl w:ilvl="0">
+      <w:start w:val="1"/>
+      <w:numFmt w:val="decimal"/>
+      <w:lvlText w:val="%1."/>
+      <w:lvlJc w:val="left"/>
+      <w:pPr>
+        <w:ind w:left="720" w:hanging="360"/>
+      </w:pPr>
+    </w:lvl>
+    <w:lvl w:ilvl="1">
+      <w:start w:val="1"/>
+      <w:numFmt w:val="decimal"/>
+      <w:lvlText w:val="%2."/>
+      <w:lvlJc w:val="left"/>
+      <w:pPr>
+        <w:ind w:left="1440" w:hanging="360"/>
+      </w:pPr>
+    </w:lvl>
+    <w:lvl w:ilvl="2">
+      <w:start w:val="1"/>
+      <w:numFmt w:val="decimal"/>
+      <w:lvlText w:val="%3."/>
+      <w:lvlJc w:val="left"/>
+      <w:pPr>
+        <w:ind w:left="2160" w:hanging="360"/>
+      </w:pPr>
+    </w:lvl>
+    <w:lvl w:ilvl="3">
+      <w:start w:val="1"/>
+      <w:numFmt w:val="decimal"/>
+      <w:lvlText w:val="%4."/>
+      <w:lvlJc w:val="left"/>
+      <w:pPr>
+        <w:ind w:left="2880" w:hanging="360"/>
+      </w:pPr>
+    </w:lvl>
+    <w:lvl w:ilvl="4">
+      <w:start w:val="1"/>
+      <w:numFmt w:val="decimal"/>
+      <w:lvlText w:val="%5."/>
+      <w:lvlJc w:val="left"/>
+      <w:pPr>
+        <w:ind w:left="3600" w:hanging="360"/>
+      </w:pPr>
+    </w:lvl>
+    <w:lvl w:ilvl="5">
+      <w:start w:val="1"/>
+      <w:numFmt w:val="decimal"/>
+      <w:lvlText w:val="%6."/>
+      <w:lvlJc w:val="left"/>
+      <w:pPr>
+        <w:ind w:left="4320" w:hanging="360"/>
+      </w:pPr>
+    </w:lvl>
+    <w:lvl w:ilvl="6">
+      <w:start w:val="1"/>
+      <w:numFmt w:val="decimal"/>
+      <w:lvlText w:val="%7."/>
+      <w:lvlJc w:val="left"/>
+      <w:pPr>
+        <w:ind w:left="5040" w:hanging="360"/>
+      </w:pPr>
+    </w:lvl>
+    <w:lvl w:ilvl="7">
+      <w:start w:val="1"/>
+      <w:numFmt w:val="decimal"/>
+      <w:lvlText w:val="%8."/>
+      <w:lvlJc w:val="left"/>
+      <w:pPr>
+        <w:ind w:left="5760" w:hanging="360"/>
+      </w:pPr>
+    </w:lvl>
+    <w:lvl w:ilvl="8">
+      <w:start w:val="1"/>
+      <w:numFmt w:val="decimal"/>
+      <w:lvlText w:val="%9."/>
+      <w:lvlJc w:val="left"/>
+      <w:pPr>
+        <w:ind w:left="6480" w:hanging="360"/>
+      </w:pPr>
+    </w:lvl>
+  </w:abstractNum>
   <w:num w:numId="1000">
     <w:abstractNumId w:val="990"/>
   </w:num>
@@ -14563,7 +15366,34 @@
     <w:abstractNumId w:val="991"/>
   </w:num>
   <w:num w:numId="1004">
-    <w:abstractNumId w:val="991"/>
+    <w:abstractNumId w:val="99411"/>
+    <w:lvlOverride w:ilvl="0">
+      <w:startOverride w:val="1"/>
+    </w:lvlOverride>
+    <w:lvlOverride w:ilvl="1">
+      <w:startOverride w:val="1"/>
+    </w:lvlOverride>
+    <w:lvlOverride w:ilvl="2">
+      <w:startOverride w:val="1"/>
+    </w:lvlOverride>
+    <w:lvlOverride w:ilvl="3">
+      <w:startOverride w:val="1"/>
+    </w:lvlOverride>
+    <w:lvlOverride w:ilvl="4">
+      <w:startOverride w:val="1"/>
+    </w:lvlOverride>
+    <w:lvlOverride w:ilvl="5">
+      <w:startOverride w:val="1"/>
+    </w:lvlOverride>
+    <w:lvlOverride w:ilvl="6">
+      <w:startOverride w:val="1"/>
+    </w:lvlOverride>
+    <w:lvlOverride w:ilvl="7">
+      <w:startOverride w:val="1"/>
+    </w:lvlOverride>
+    <w:lvlOverride w:ilvl="8">
+      <w:startOverride w:val="1"/>
+    </w:lvlOverride>
   </w:num>
   <w:num w:numId="1005">
     <w:abstractNumId w:val="991"/>
@@ -14575,6 +15405,12 @@
     <w:abstractNumId w:val="991"/>
   </w:num>
   <w:num w:numId="1008">
+    <w:abstractNumId w:val="991"/>
+  </w:num>
+  <w:num w:numId="1009">
+    <w:abstractNumId w:val="991"/>
+  </w:num>
+  <w:num w:numId="1010">
     <w:abstractNumId w:val="991"/>
   </w:num>
 </w:numbering>

--- a/Vendor_Match_Personalization_2026-06-01.docx
+++ b/Vendor_Match_Personalization_2026-06-01.docx
@@ -2480,29 +2480,176 @@
         </w:numPr>
       </w:pPr>
       <w:r>
-        <w:t xml:space="preserve">“Nearby”</w:t>
-      </w:r>
-      <w:r>
-        <w:t xml:space="preserve"> </w:t>
-      </w:r>
-      <w:r>
-        <w:t xml:space="preserve">then means</w:t>
-      </w:r>
-      <w:r>
-        <w:t xml:space="preserve"> </w:t>
-      </w:r>
-      <w:r>
-        <w:rPr>
-          <w:b/>
-          <w:bCs/>
-        </w:rPr>
-        <w:t xml:space="preserve">near the party</w:t>
-      </w:r>
-      <w:r>
-        <w:t xml:space="preserve"> </w:t>
-      </w:r>
-      <w:r>
-        <w:t xml:space="preserve">— the metric that drives vendor logistics + the 0007 Transportation budget line.</w:t>
+        <w:rPr>
+          <w:b/>
+          <w:bCs/>
+        </w:rPr>
+        <w:t xml:space="preserve">Pre-venue → realign lifecycle (owner-clarified 2026-06-04):</w:t>
+      </w:r>
+      <w:r>
+        <w:t xml:space="preserve"> </w:t>
+      </w:r>
+      <w:r>
+        <w:t xml:space="preserve">location filtering is</w:t>
+      </w:r>
+      <w:r>
+        <w:t xml:space="preserve"> </w:t>
+      </w:r>
+      <w:r>
+        <w:rPr>
+          <w:b/>
+          <w:bCs/>
+        </w:rPr>
+        <w:t xml:space="preserve">always on</w:t>
+      </w:r>
+      <w:r>
+        <w:t xml:space="preserve">, even before any reception venue exists.</w:t>
+      </w:r>
+      <w:r>
+        <w:t xml:space="preserve"> </w:t>
+      </w:r>
+      <w:r>
+        <w:rPr>
+          <w:b/>
+          <w:bCs/>
+        </w:rPr>
+        <w:t xml:space="preserve">Phase 1 — onboarding (no locked venue):</w:t>
+      </w:r>
+      <w:r>
+        <w:t xml:space="preserve"> </w:t>
+      </w:r>
+      <w:r>
+        <w:t xml:space="preserve">the</w:t>
+      </w:r>
+      <w:r>
+        <w:t xml:space="preserve"> </w:t>
+      </w:r>
+      <w:r>
+        <w:rPr>
+          <w:b/>
+          <w:bCs/>
+        </w:rPr>
+        <w:t xml:space="preserve">onboarding area pick(s)</w:t>
+      </w:r>
+      <w:r>
+        <w:t xml:space="preserve"> </w:t>
+      </w:r>
+      <w:r>
+        <w:t xml:space="preserve">ARE the working anchor — their city centroid(s) drive the serves-area filter + Nearest sort. The onboarding pick is</w:t>
+      </w:r>
+      <w:r>
+        <w:t xml:space="preserve"> </w:t>
+      </w:r>
+      <w:r>
+        <w:rPr>
+          <w:i/>
+          <w:iCs/>
+        </w:rPr>
+        <w:t xml:space="preserve">held</w:t>
+      </w:r>
+      <w:r>
+        <w:t xml:space="preserve"> </w:t>
+      </w:r>
+      <w:r>
+        <w:t xml:space="preserve">as the pre-venue stand-in (not thrown away the instant onboarding ends), so vendors are filtered by location from day one.</w:t>
+      </w:r>
+      <w:r>
+        <w:t xml:space="preserve"> </w:t>
+      </w:r>
+      <w:r>
+        <w:rPr>
+          <w:b/>
+          <w:bCs/>
+        </w:rPr>
+        <w:t xml:space="preserve">Phase 2 — reception venue chosen/locked:</w:t>
+      </w:r>
+      <w:r>
+        <w:t xml:space="preserve"> </w:t>
+      </w:r>
+      <w:r>
+        <w:t xml:space="preserve">the anchor</w:t>
+      </w:r>
+      <w:r>
+        <w:t xml:space="preserve"> </w:t>
+      </w:r>
+      <w:r>
+        <w:rPr>
+          <w:b/>
+          <w:bCs/>
+        </w:rPr>
+        <w:t xml:space="preserve">realigns</w:t>
+      </w:r>
+      <w:r>
+        <w:t xml:space="preserve"> </w:t>
+      </w:r>
+      <w:r>
+        <w:t xml:space="preserve">to the venue’s coords (the precedence above takes over; the onboarding area stops mattering).</w:t>
+      </w:r>
+      <w:r>
+        <w:t xml:space="preserve"> </w:t>
+      </w:r>
+      <w:r>
+        <w:rPr>
+          <w:b/>
+          <w:bCs/>
+        </w:rPr>
+        <w:t xml:space="preserve">Phase 3 — shortlist:</w:t>
+      </w:r>
+      <w:r>
+        <w:t xml:space="preserve"> </w:t>
+      </w:r>
+      <w:r>
+        <w:t xml:space="preserve">when ≥1 vendor is shortlisted and</w:t>
+      </w:r>
+      <w:r>
+        <w:t xml:space="preserve"> </w:t>
+      </w:r>
+      <w:r>
+        <w:rPr>
+          <w:b/>
+          <w:bCs/>
+        </w:rPr>
+        <w:t xml:space="preserve">2 candidate areas/venues</w:t>
+      </w:r>
+      <w:r>
+        <w:t xml:space="preserve"> </w:t>
+      </w:r>
+      <w:r>
+        <w:t xml:space="preserve">are in play, each shortlisted vendor is</w:t>
+      </w:r>
+      <w:r>
+        <w:t xml:space="preserve"> </w:t>
+      </w:r>
+      <w:r>
+        <w:rPr>
+          <w:b/>
+          <w:bCs/>
+        </w:rPr>
+        <w:t xml:space="preserve">labeled with which reception venue/area it is nearest to</w:t>
+      </w:r>
+      <w:r>
+        <w:t xml:space="preserve"> </w:t>
+      </w:r>
+      <w:r>
+        <w:t xml:space="preserve">(the min-distance candidate) — so</w:t>
+      </w:r>
+      <w:r>
+        <w:t xml:space="preserve"> </w:t>
+      </w:r>
+      <w:r>
+        <w:t xml:space="preserve">“near”</w:t>
+      </w:r>
+      <w:r>
+        <w:t xml:space="preserve"> </w:t>
+      </w:r>
+      <w:r>
+        <w:t xml:space="preserve">reads concretely per option (</w:t>
+      </w:r>
+      <w:r>
+        <w:t xml:space="preserve">“nearest to your Tagaytay venue”</w:t>
+      </w:r>
+      <w:r>
+        <w:t xml:space="preserve">). Single-area weddings skip the label.</w:t>
       </w:r>
     </w:p>
     <w:p>
@@ -2514,6 +2661,40 @@
         </w:numPr>
       </w:pPr>
       <w:r>
+        <w:t xml:space="preserve">“Nearby”</w:t>
+      </w:r>
+      <w:r>
+        <w:t xml:space="preserve"> </w:t>
+      </w:r>
+      <w:r>
+        <w:t xml:space="preserve">then means</w:t>
+      </w:r>
+      <w:r>
+        <w:t xml:space="preserve"> </w:t>
+      </w:r>
+      <w:r>
+        <w:rPr>
+          <w:b/>
+          <w:bCs/>
+        </w:rPr>
+        <w:t xml:space="preserve">near the party</w:t>
+      </w:r>
+      <w:r>
+        <w:t xml:space="preserve"> </w:t>
+      </w:r>
+      <w:r>
+        <w:t xml:space="preserve">— the metric that drives vendor logistics + the 0007 Transportation budget line.</w:t>
+      </w:r>
+    </w:p>
+    <w:p>
+      <w:pPr>
+        <w:pStyle w:val="Compact"/>
+        <w:numPr>
+          <w:ilvl w:val="0"/>
+          <w:numId w:val="1002"/>
+        </w:numPr>
+      </w:pPr>
+      <w:r>
         <w:rPr>
           <w:b/>
           <w:bCs/>
@@ -3003,24 +3184,10 @@
         <w:t xml:space="preserve">“pick up to 2 areas”</w:t>
       </w:r>
       <w:r>
-        <w:rPr>
-          <w:b/>
-          <w:bCs/>
-        </w:rPr>
-        <w:t xml:space="preserve"> </w:t>
-      </w:r>
-      <w:r>
-        <w:rPr>
-          <w:b/>
-          <w:bCs/>
-        </w:rPr>
-        <w:t xml:space="preserve">is transient</w:t>
-      </w:r>
-      <w:r>
-        <w:t xml:space="preserve"> </w:t>
-      </w:r>
-      <w:r>
-        <w:t xml:space="preserve">— it scopes the</w:t>
+        <w:t xml:space="preserve"> </w:t>
+      </w:r>
+      <w:r>
+        <w:t xml:space="preserve">scopes the</w:t>
       </w:r>
       <w:r>
         <w:t xml:space="preserve"> </w:t>
@@ -3036,36 +3203,62 @@
         <w:t xml:space="preserve"> </w:t>
       </w:r>
       <w:r>
-        <w:t xml:space="preserve">only and is</w:t>
-      </w:r>
-      <w:r>
-        <w:t xml:space="preserve"> </w:t>
-      </w:r>
-      <w:r>
-        <w:rPr>
-          <w:b/>
-          <w:bCs/>
-        </w:rPr>
-        <w:t xml:space="preserve">not stored</w:t>
-      </w:r>
-      <w:r>
-        <w:t xml:space="preserve"> </w:t>
-      </w:r>
-      <w:r>
-        <w:t xml:space="preserve">and</w:t>
-      </w:r>
-      <w:r>
-        <w:t xml:space="preserve"> </w:t>
-      </w:r>
-      <w:r>
-        <w:rPr>
-          <w:b/>
-          <w:bCs/>
-        </w:rPr>
-        <w:t xml:space="preserve">not a hard filter</w:t>
-      </w:r>
-      <w:r>
-        <w:t xml:space="preserve">. Once a reception venue is chosen, its coords are the anchor; the areas are discarded.</w:t>
+        <w:t xml:space="preserve">AND serves as the</w:t>
+      </w:r>
+      <w:r>
+        <w:t xml:space="preserve"> </w:t>
+      </w:r>
+      <w:r>
+        <w:rPr>
+          <w:b/>
+          <w:bCs/>
+        </w:rPr>
+        <w:t xml:space="preserve">Phase-1 working anchor</w:t>
+      </w:r>
+      <w:r>
+        <w:t xml:space="preserve"> </w:t>
+      </w:r>
+      <w:r>
+        <w:t xml:space="preserve">while no venue is locked (its city centroid drives the location filter — §2a lifecycle). It is</w:t>
+      </w:r>
+      <w:r>
+        <w:t xml:space="preserve"> </w:t>
+      </w:r>
+      <w:r>
+        <w:rPr>
+          <w:b/>
+          <w:bCs/>
+        </w:rPr>
+        <w:t xml:space="preserve">not a permanent hard-filter</w:t>
+      </w:r>
+      <w:r>
+        <w:t xml:space="preserve">: once a reception venue is chosen, its coords take over (</w:t>
+      </w:r>
+      <w:r>
+        <w:rPr>
+          <w:b/>
+          <w:bCs/>
+        </w:rPr>
+        <w:t xml:space="preserve">realign</w:t>
+      </w:r>
+      <w:r>
+        <w:t xml:space="preserve">) and the area stops mattering. So the area is the pre-venue</w:t>
+      </w:r>
+      <w:r>
+        <w:t xml:space="preserve"> </w:t>
+      </w:r>
+      <w:r>
+        <w:rPr>
+          <w:i/>
+          <w:iCs/>
+        </w:rPr>
+        <w:t xml:space="preserve">stand-in</w:t>
+      </w:r>
+      <w:r>
+        <w:t xml:space="preserve"> </w:t>
+      </w:r>
+      <w:r>
+        <w:t xml:space="preserve">for the venue coords, not a stored region gate.</w:t>
       </w:r>
     </w:p>
     <w:p>
